--- a/sorular/Kim12_tema-1-unite-sonu-sorulari.docx
+++ b/sorular/Kim12_tema-1-unite-sonu-sorulari.docx
@@ -4295,7 +4295,7 @@
           <w:rFonts w:ascii="Times New Roman" w:hAnsi="Times New Roman" w:cs="Times New Roman"/>
           <w:lang w:val="tr-TR"/>
         </w:rPr>
-        <w:t xml:space="preserve"> | Cu şeklinde düşünülen iki hücreyi kullanınız. (Li: 6,94 g/mol; Na: 23,0 g/mol)</w:t>
+        <w:t xml:space="preserve"> | Cu şeklinde düşünülen iki hücreyi kullanınız. (Li: 7 g/mol; Na: 23 g/mol)</w:t>
       </w:r>
     </w:p>
     <w:p>
@@ -4615,7 +4615,7 @@
           <w:color w:val="FF0000"/>
           <w:lang w:val="tr-TR"/>
         </w:rPr>
-        <w:t xml:space="preserve">: 1/6,94 ≈ 0,144 mol e</w:t>
+        <w:t xml:space="preserve">: 1/7 ≈ 0,143 mol e</w:t>
       </w:r>
       <w:r>
         <w:rPr>
@@ -4666,7 +4666,7 @@
           <w:color w:val="FF0000"/>
           <w:lang w:val="tr-TR"/>
         </w:rPr>
-        <w:t xml:space="preserve">: 1/23,0 ≈ 0,043 mol e</w:t>
+        <w:t xml:space="preserve">: 1/23 ≈ 0,043 mol e</w:t>
       </w:r>
       <w:r>
         <w:rPr>
@@ -5140,7 +5140,7 @@
                 <w:rFonts w:ascii="Times New Roman" w:hAnsi="Times New Roman" w:cs="Times New Roman"/>
                 <w:lang w:val="tr-TR"/>
               </w:rPr>
-              <w:t xml:space="preserve">2,59</w:t>
+              <w:t xml:space="preserve">2,61</w:t>
             </w:r>
           </w:p>
         </w:tc>
@@ -5230,7 +5230,7 @@
                 <w:rFonts w:ascii="Times New Roman" w:hAnsi="Times New Roman" w:cs="Times New Roman"/>
                 <w:lang w:val="tr-TR"/>
               </w:rPr>
-              <w:t xml:space="preserve">5,18</w:t>
+              <w:t xml:space="preserve">5,22</w:t>
             </w:r>
           </w:p>
         </w:tc>
@@ -5320,7 +5320,7 @@
                 <w:rFonts w:ascii="Times New Roman" w:hAnsi="Times New Roman" w:cs="Times New Roman"/>
                 <w:lang w:val="tr-TR"/>
               </w:rPr>
-              <w:t xml:space="preserve">5,17</w:t>
+              <w:t xml:space="preserve">5,21</w:t>
             </w:r>
           </w:p>
         </w:tc>
@@ -5410,7 +5410,7 @@
                 <w:rFonts w:ascii="Times New Roman" w:hAnsi="Times New Roman" w:cs="Times New Roman"/>
                 <w:lang w:val="tr-TR"/>
               </w:rPr>
-              <w:t xml:space="preserve">7,77</w:t>
+              <w:t xml:space="preserve">7,84</w:t>
             </w:r>
           </w:p>
         </w:tc>
@@ -5500,7 +5500,7 @@
                 <w:rFonts w:ascii="Times New Roman" w:hAnsi="Times New Roman" w:cs="Times New Roman"/>
                 <w:lang w:val="tr-TR"/>
               </w:rPr>
-              <w:t xml:space="preserve">2,58</w:t>
+              <w:t xml:space="preserve">2,60</w:t>
             </w:r>
           </w:p>
         </w:tc>
@@ -6073,7 +6073,7 @@
           <w:color w:val="FF0000"/>
           <w:lang w:val="tr-TR"/>
         </w:rPr>
-        <w:t xml:space="preserve">Cevap: B (40 · 30 = 1200 birim yük, 2. denemedeki 20 · 60 = 1200 ile aynıdır; 5,18 g Li. Aynı elektron sayısıyla 2 mol Li’ye karşılık 1 mol Cl</w:t>
+        <w:t xml:space="preserve">Cevap: B (40 · 30 = 1200 birim yük, 2. denemedeki 20 · 60 = 1200 ile aynıdır; 5,22 g Li. Aynı elektron sayısıyla 2 mol Li’ye karşılık 1 mol Cl</w:t>
       </w:r>
       <w:r>
         <w:rPr>
@@ -6405,7 +6405,7 @@
                 <w:rFonts w:ascii="Times New Roman" w:hAnsi="Times New Roman" w:cs="Times New Roman"/>
                 <w:lang w:val="tr-TR"/>
               </w:rPr>
-              <w:t xml:space="preserve">0,173</w:t>
+              <w:t xml:space="preserve">0,174</w:t>
             </w:r>
           </w:p>
         </w:tc>
@@ -6517,7 +6517,7 @@
                 <w:rFonts w:ascii="Times New Roman" w:hAnsi="Times New Roman" w:cs="Times New Roman"/>
                 <w:lang w:val="tr-TR"/>
               </w:rPr>
-              <w:t xml:space="preserve">0,346</w:t>
+              <w:t xml:space="preserve">0,348</w:t>
             </w:r>
           </w:p>
         </w:tc>
@@ -6629,7 +6629,7 @@
                 <w:rFonts w:ascii="Times New Roman" w:hAnsi="Times New Roman" w:cs="Times New Roman"/>
                 <w:lang w:val="tr-TR"/>
               </w:rPr>
-              <w:t xml:space="preserve">0,348</w:t>
+              <w:t xml:space="preserve">0,350</w:t>
             </w:r>
           </w:p>
         </w:tc>
@@ -6741,7 +6741,7 @@
                 <w:rFonts w:ascii="Times New Roman" w:hAnsi="Times New Roman" w:cs="Times New Roman"/>
                 <w:lang w:val="tr-TR"/>
               </w:rPr>
-              <w:t xml:space="preserve">0,290</w:t>
+              <w:t xml:space="preserve">0,292</w:t>
             </w:r>
           </w:p>
         </w:tc>

--- a/sorular/Kim12_tema-1-unite-sonu-sorulari.docx
+++ b/sorular/Kim12_tema-1-unite-sonu-sorulari.docx
@@ -1626,7 +1626,7 @@
                 <w:rFonts w:ascii="Times New Roman" w:hAnsi="Times New Roman" w:cs="Times New Roman"/>
                 <w:lang w:val="tr-TR"/>
               </w:rPr>
-              <w:t xml:space="preserve">GÖRSEL ALANI</w:t>
+              <w:t xml:space="preserve">GÖRSEL ALANI (Shutterstock)</w:t>
             </w:r>
           </w:p>
           <w:p>
@@ -1658,23 +1658,7 @@
                 <w:rFonts w:ascii="Times New Roman" w:hAnsi="Times New Roman" w:cs="Times New Roman"/>
                 <w:lang w:val="tr-TR"/>
               </w:rPr>
-              <w:t xml:space="preserve">Shutterstock arama: “tinsmith tinning copper pot”</w:t>
-            </w:r>
-          </w:p>
-          <w:p>
-            <w:pPr>
-              <w:jc w:val="both"/>
-              <w:rPr>
-                <w:rFonts w:ascii="Times New Roman" w:hAnsi="Times New Roman" w:cs="Times New Roman"/>
-                <w:lang w:val="tr-TR"/>
-              </w:rPr>
-            </w:pPr>
-            <w:r>
-              <w:rPr>
-                <w:rFonts w:ascii="Times New Roman" w:hAnsi="Times New Roman" w:cs="Times New Roman"/>
-                <w:lang w:val="tr-TR"/>
-              </w:rPr>
-              <w:t xml:space="preserve">Shutter ID: ……………</w:t>
+              <w:t xml:space="preserve">Shutter ID: 2434664279 (fotoğraf) — Traditional Turkish tinsmith tinning a copper pot</w:t>
             </w:r>
           </w:p>
         </w:tc>
@@ -2889,7 +2873,7 @@
                 <w:rFonts w:ascii="Times New Roman" w:hAnsi="Times New Roman" w:cs="Times New Roman"/>
                 <w:lang w:val="tr-TR"/>
               </w:rPr>
-              <w:t xml:space="preserve">GÖRSEL ALANI</w:t>
+              <w:t xml:space="preserve">GÖRSEL ALANI (Shutterstock)</w:t>
             </w:r>
           </w:p>
           <w:p>
@@ -2921,23 +2905,7 @@
                 <w:rFonts w:ascii="Times New Roman" w:hAnsi="Times New Roman" w:cs="Times New Roman"/>
                 <w:lang w:val="tr-TR"/>
               </w:rPr>
-              <w:t xml:space="preserve">Shutterstock arama: “potato battery LED”</w:t>
-            </w:r>
-          </w:p>
-          <w:p>
-            <w:pPr>
-              <w:jc w:val="both"/>
-              <w:rPr>
-                <w:rFonts w:ascii="Times New Roman" w:hAnsi="Times New Roman" w:cs="Times New Roman"/>
-                <w:lang w:val="tr-TR"/>
-              </w:rPr>
-            </w:pPr>
-            <w:r>
-              <w:rPr>
-                <w:rFonts w:ascii="Times New Roman" w:hAnsi="Times New Roman" w:cs="Times New Roman"/>
-                <w:lang w:val="tr-TR"/>
-              </w:rPr>
-              <w:t xml:space="preserve">Shutter ID: ……………</w:t>
+              <w:t xml:space="preserve">Shutter ID: 2252541981 (fotoğraf) — Potato battery on white background</w:t>
             </w:r>
           </w:p>
         </w:tc>
@@ -4358,7 +4326,7 @@
                 <w:rFonts w:ascii="Times New Roman" w:hAnsi="Times New Roman" w:cs="Times New Roman"/>
                 <w:lang w:val="tr-TR"/>
               </w:rPr>
-              <w:t xml:space="preserve">GÖRSEL ALANI</w:t>
+              <w:t xml:space="preserve">GÖRSEL ALANI (Shutterstock)</w:t>
             </w:r>
           </w:p>
           <w:p>
@@ -4390,23 +4358,7 @@
                 <w:rFonts w:ascii="Times New Roman" w:hAnsi="Times New Roman" w:cs="Times New Roman"/>
                 <w:lang w:val="tr-TR"/>
               </w:rPr>
-              <w:t xml:space="preserve">Shutterstock arama: “battery energy storage system solar farm”</w:t>
-            </w:r>
-          </w:p>
-          <w:p>
-            <w:pPr>
-              <w:jc w:val="both"/>
-              <w:rPr>
-                <w:rFonts w:ascii="Times New Roman" w:hAnsi="Times New Roman" w:cs="Times New Roman"/>
-                <w:lang w:val="tr-TR"/>
-              </w:rPr>
-            </w:pPr>
-            <w:r>
-              <w:rPr>
-                <w:rFonts w:ascii="Times New Roman" w:hAnsi="Times New Roman" w:cs="Times New Roman"/>
-                <w:lang w:val="tr-TR"/>
-              </w:rPr>
-              <w:t xml:space="preserve">Shutter ID: ……………</w:t>
+              <w:t xml:space="preserve">Shutter ID: 2842698039 (fotoğraf) — Utility-scale battery energy storage system</w:t>
             </w:r>
           </w:p>
         </w:tc>
@@ -8021,7 +7973,7 @@
                 <w:rFonts w:ascii="Times New Roman" w:hAnsi="Times New Roman" w:cs="Times New Roman"/>
                 <w:lang w:val="tr-TR"/>
               </w:rPr>
-              <w:t xml:space="preserve">GÖRSEL ALANI</w:t>
+              <w:t xml:space="preserve">GÖRSEL ALANI (Shutterstock)</w:t>
             </w:r>
           </w:p>
           <w:p>
@@ -8053,23 +8005,7 @@
                 <w:rFonts w:ascii="Times New Roman" w:hAnsi="Times New Roman" w:cs="Times New Roman"/>
                 <w:lang w:val="tr-TR"/>
               </w:rPr>
-              <w:t xml:space="preserve">Shutterstock arama: “tarnished silver cleaning aluminum foil”</w:t>
-            </w:r>
-          </w:p>
-          <w:p>
-            <w:pPr>
-              <w:jc w:val="both"/>
-              <w:rPr>
-                <w:rFonts w:ascii="Times New Roman" w:hAnsi="Times New Roman" w:cs="Times New Roman"/>
-                <w:lang w:val="tr-TR"/>
-              </w:rPr>
-            </w:pPr>
-            <w:r>
-              <w:rPr>
-                <w:rFonts w:ascii="Times New Roman" w:hAnsi="Times New Roman" w:cs="Times New Roman"/>
-                <w:lang w:val="tr-TR"/>
-              </w:rPr>
-              <w:t xml:space="preserve">Shutter ID: ……………</w:t>
+              <w:t xml:space="preserve">Shutter ID: 1760766737 (fotoğraf) — Cleaning tarnished silver with aluminium foil and baking soda</w:t>
             </w:r>
           </w:p>
         </w:tc>

--- a/sorular/Kim12_tema-1-unite-sonu-sorulari.docx
+++ b/sorular/Kim12_tema-1-unite-sonu-sorulari.docx
@@ -8697,7 +8697,7 @@
                 <w:rFonts w:ascii="Times New Roman" w:hAnsi="Times New Roman" w:cs="Times New Roman"/>
                 <w:lang w:val="tr-TR"/>
               </w:rPr>
-              <w:t xml:space="preserve">a) İçindeki iyonların göçüyle iki yarı hücreyi bağlayıp çözeltilerin nötr kalmasını sağlayan düzenek</w:t>
+              <w:t xml:space="preserve">a. İçindeki iyonların göçüyle iki yarı hücreyi bağlayıp çözeltilerin nötr kalmasını sağlayan düzenek</w:t>
             </w:r>
           </w:p>
         </w:tc>
@@ -8743,7 +8743,7 @@
                 <w:rFonts w:ascii="Times New Roman" w:hAnsi="Times New Roman" w:cs="Times New Roman"/>
                 <w:lang w:val="tr-TR"/>
               </w:rPr>
-              <w:t xml:space="preserve">b) Tepkimeye katılmayan, yalnızca elektron alışverişi için yüzey sağlayan elektrot</w:t>
+              <w:t xml:space="preserve">b. Tepkimeye katılmayan, yalnızca elektron alışverişi için yüzey sağlayan elektrot</w:t>
             </w:r>
           </w:p>
         </w:tc>
@@ -8789,7 +8789,7 @@
                 <w:rFonts w:ascii="Times New Roman" w:hAnsi="Times New Roman" w:cs="Times New Roman"/>
                 <w:lang w:val="tr-TR"/>
               </w:rPr>
-              <w:t xml:space="preserve">c) Yükseltgenmenin gerçekleştiği elektrot</w:t>
+              <w:t xml:space="preserve">c. Yükseltgenmenin gerçekleştiği elektrot</w:t>
             </w:r>
           </w:p>
         </w:tc>
@@ -8835,7 +8835,7 @@
                 <w:rFonts w:ascii="Times New Roman" w:hAnsi="Times New Roman" w:cs="Times New Roman"/>
                 <w:lang w:val="tr-TR"/>
               </w:rPr>
-              <w:t xml:space="preserve">ç) Serbestçe hareket eden iyonlar sayesinde akımı ileten ergimiş tuz ya da çözelti</w:t>
+              <w:t xml:space="preserve">ç. Serbestçe hareket eden iyonlar sayesinde akımı ileten ergimiş tuz ya da çözelti</w:t>
             </w:r>
           </w:p>
         </w:tc>
@@ -8881,7 +8881,7 @@
                 <w:rFonts w:ascii="Times New Roman" w:hAnsi="Times New Roman" w:cs="Times New Roman"/>
                 <w:lang w:val="tr-TR"/>
               </w:rPr>
-              <w:t xml:space="preserve">d) Korunacak metalden daha aktif olduğu için kendisi yükseltgenerek o metali koruyan metal blok</w:t>
+              <w:t xml:space="preserve">d. Korunacak metalden daha aktif olduğu için kendisi yükseltgenerek o metali koruyan metal blok</w:t>
             </w:r>
           </w:p>
         </w:tc>
@@ -8920,7 +8920,7 @@
                 <w:rFonts w:ascii="Times New Roman" w:hAnsi="Times New Roman" w:cs="Times New Roman"/>
                 <w:lang w:val="tr-TR"/>
               </w:rPr>
-              <w:t xml:space="preserve">e) İndirgenmenin gerçekleştiği ve elektronların dış devreye verildiği elektrot</w:t>
+              <w:t xml:space="preserve">e. İndirgenmenin gerçekleştiği ve elektronların dış devreye verildiği elektrot</w:t>
             </w:r>
           </w:p>
         </w:tc>
@@ -9035,7 +9035,7 @@
           <w:rFonts w:ascii="Times New Roman" w:hAnsi="Times New Roman" w:cs="Times New Roman"/>
           <w:lang w:val="tr-TR"/>
         </w:rPr>
-        <w:t xml:space="preserve">a) Redoks tepkimesinde kendisi indirgenerek karşısındaki taneciğin yükseltgenmesine neden olan maddeye ………………… denir.</w:t>
+        <w:t xml:space="preserve">a. Redoks tepkimesinde kendisi indirgenerek karşısındaki taneciğin yükseltgenmesine neden olan maddeye ………………… denir.</w:t>
       </w:r>
     </w:p>
     <w:p>
@@ -9052,7 +9052,7 @@
           <w:rFonts w:ascii="Times New Roman" w:hAnsi="Times New Roman" w:cs="Times New Roman"/>
           <w:lang w:val="tr-TR"/>
         </w:rPr>
-        <w:t xml:space="preserve">b) Galvanik hücrede anot ………………… kutuptur.</w:t>
+        <w:t xml:space="preserve">b. Galvanik hücrede anot ………………… kutuptur.</w:t>
       </w:r>
     </w:p>
     <w:p>
@@ -9069,7 +9069,7 @@
           <w:rFonts w:ascii="Times New Roman" w:hAnsi="Times New Roman" w:cs="Times New Roman"/>
           <w:lang w:val="tr-TR"/>
         </w:rPr>
-        <w:t xml:space="preserve">c) E°</w:t>
+        <w:t xml:space="preserve">c. E°</w:t>
       </w:r>
       <w:r>
         <w:rPr>
@@ -9101,7 +9101,7 @@
           <w:rFonts w:ascii="Times New Roman" w:hAnsi="Times New Roman" w:cs="Times New Roman"/>
           <w:lang w:val="tr-TR"/>
         </w:rPr>
-        <w:t xml:space="preserve">ç) Elektrolizde bir elektrotta değişime uğrayan madde miktarı devreden geçen ………………… ile doğru orantılıdır.</w:t>
+        <w:t xml:space="preserve">ç. Elektrolizde bir elektrotta değişime uğrayan madde miktarı devreden geçen ………………… ile doğru orantılıdır.</w:t>
       </w:r>
     </w:p>
     <w:p>
@@ -9118,7 +9118,7 @@
           <w:rFonts w:ascii="Times New Roman" w:hAnsi="Times New Roman" w:cs="Times New Roman"/>
           <w:lang w:val="tr-TR"/>
         </w:rPr>
-        <w:t xml:space="preserve">d) Demir ve çeliğin çinkoyla kaplanmasına ………………… denir.</w:t>
+        <w:t xml:space="preserve">d. Demir ve çeliğin çinkoyla kaplanmasına ………………… denir.</w:t>
       </w:r>
     </w:p>
     <w:p>
@@ -9136,7 +9136,7 @@
           <w:color w:val="FF0000"/>
           <w:lang w:val="tr-TR"/>
         </w:rPr>
-        <w:t xml:space="preserve">Cevap: a) yükseltgen  b) negatif  c) pozitif  ç) elektrik yükü  d) galvanizleme</w:t>
+        <w:t xml:space="preserve">Cevap: a. yükseltgen  b. negatif  c. pozitif  ç. elektrik yükü  d. galvanizleme</w:t>
       </w:r>
     </w:p>
     <w:p>
@@ -9793,16 +9793,21 @@
     <w:p>
       <w:pPr>
         <w:pStyle w:val="ListParagraph"/>
-        <w:numPr>
-          <w:ilvl w:val="0"/>
-          <w:numId w:val="51"/>
-        </w:numPr>
-        <w:jc w:val="both"/>
-        <w:rPr>
-          <w:rFonts w:ascii="Times New Roman" w:hAnsi="Times New Roman" w:cs="Times New Roman"/>
-          <w:lang w:val="tr-TR"/>
-        </w:rPr>
-      </w:pPr>
+        <w:ind w:left="1080" w:hanging="360"/>
+        <w:jc w:val="both"/>
+        <w:rPr>
+          <w:rFonts w:ascii="Times New Roman" w:hAnsi="Times New Roman" w:cs="Times New Roman"/>
+          <w:lang w:val="tr-TR"/>
+        </w:rPr>
+      </w:pPr>
+      <w:r>
+        <w:rPr>
+          <w:rFonts w:ascii="Times New Roman" w:hAnsi="Times New Roman" w:cs="Times New Roman"/>
+          <w:lang w:val="tr-TR"/>
+        </w:rPr>
+        <w:t xml:space="preserve">a.</w:t>
+        <w:tab/>
+      </w:r>
       <w:r>
         <w:rPr>
           <w:rFonts w:ascii="Times New Roman" w:hAnsi="Times New Roman" w:cs="Times New Roman"/>
@@ -9814,16 +9819,21 @@
     <w:p>
       <w:pPr>
         <w:pStyle w:val="ListParagraph"/>
-        <w:numPr>
-          <w:ilvl w:val="0"/>
-          <w:numId w:val="51"/>
-        </w:numPr>
-        <w:jc w:val="both"/>
-        <w:rPr>
-          <w:rFonts w:ascii="Times New Roman" w:hAnsi="Times New Roman" w:cs="Times New Roman"/>
-          <w:lang w:val="tr-TR"/>
-        </w:rPr>
-      </w:pPr>
+        <w:ind w:left="1080" w:hanging="360"/>
+        <w:jc w:val="both"/>
+        <w:rPr>
+          <w:rFonts w:ascii="Times New Roman" w:hAnsi="Times New Roman" w:cs="Times New Roman"/>
+          <w:lang w:val="tr-TR"/>
+        </w:rPr>
+      </w:pPr>
+      <w:r>
+        <w:rPr>
+          <w:rFonts w:ascii="Times New Roman" w:hAnsi="Times New Roman" w:cs="Times New Roman"/>
+          <w:lang w:val="tr-TR"/>
+        </w:rPr>
+        <w:t xml:space="preserve">b.</w:t>
+        <w:tab/>
+      </w:r>
       <w:r>
         <w:rPr>
           <w:rFonts w:ascii="Times New Roman" w:hAnsi="Times New Roman" w:cs="Times New Roman"/>
@@ -9882,7 +9892,7 @@
           <w:color w:val="FF0000"/>
           <w:lang w:val="tr-TR"/>
         </w:rPr>
-        <w:t xml:space="preserve">Cevap: a) E°</w:t>
+        <w:t xml:space="preserve">Cevap: a. E°</w:t>
       </w:r>
       <w:r>
         <w:rPr>
@@ -9899,7 +9909,7 @@
           <w:color w:val="FF0000"/>
           <w:lang w:val="tr-TR"/>
         </w:rPr>
-        <w:t xml:space="preserve"> = 0,80 − (−0,13) = 0,93 V  b) 4,32/108 = 0,040 mol Ag → 0,020 mol Pb; 0,020 · 207 = 4,14 g azalır.</w:t>
+        <w:t xml:space="preserve"> = 0,80 − (−0,13) = 0,93 V  b. 4,32/108 = 0,040 mol Ag → 0,020 mol Pb; 0,020 · 207 = 4,14 g azalır.</w:t>
       </w:r>
     </w:p>
     <w:p>
@@ -10449,16 +10459,21 @@
     <w:p>
       <w:pPr>
         <w:pStyle w:val="ListParagraph"/>
-        <w:numPr>
-          <w:ilvl w:val="0"/>
-          <w:numId w:val="52"/>
-        </w:numPr>
-        <w:jc w:val="both"/>
-        <w:rPr>
-          <w:rFonts w:ascii="Times New Roman" w:hAnsi="Times New Roman" w:cs="Times New Roman"/>
-          <w:lang w:val="tr-TR"/>
-        </w:rPr>
-      </w:pPr>
+        <w:ind w:left="1080" w:hanging="360"/>
+        <w:jc w:val="both"/>
+        <w:rPr>
+          <w:rFonts w:ascii="Times New Roman" w:hAnsi="Times New Roman" w:cs="Times New Roman"/>
+          <w:lang w:val="tr-TR"/>
+        </w:rPr>
+      </w:pPr>
+      <w:r>
+        <w:rPr>
+          <w:rFonts w:ascii="Times New Roman" w:hAnsi="Times New Roman" w:cs="Times New Roman"/>
+          <w:lang w:val="tr-TR"/>
+        </w:rPr>
+        <w:t xml:space="preserve">a.</w:t>
+        <w:tab/>
+      </w:r>
       <w:r>
         <w:rPr>
           <w:rFonts w:ascii="Times New Roman" w:hAnsi="Times New Roman" w:cs="Times New Roman"/>
@@ -10504,16 +10519,21 @@
     <w:p>
       <w:pPr>
         <w:pStyle w:val="ListParagraph"/>
-        <w:numPr>
-          <w:ilvl w:val="0"/>
-          <w:numId w:val="52"/>
-        </w:numPr>
-        <w:jc w:val="both"/>
-        <w:rPr>
-          <w:rFonts w:ascii="Times New Roman" w:hAnsi="Times New Roman" w:cs="Times New Roman"/>
-          <w:lang w:val="tr-TR"/>
-        </w:rPr>
-      </w:pPr>
+        <w:ind w:left="1080" w:hanging="360"/>
+        <w:jc w:val="both"/>
+        <w:rPr>
+          <w:rFonts w:ascii="Times New Roman" w:hAnsi="Times New Roman" w:cs="Times New Roman"/>
+          <w:lang w:val="tr-TR"/>
+        </w:rPr>
+      </w:pPr>
+      <w:r>
+        <w:rPr>
+          <w:rFonts w:ascii="Times New Roman" w:hAnsi="Times New Roman" w:cs="Times New Roman"/>
+          <w:lang w:val="tr-TR"/>
+        </w:rPr>
+        <w:t xml:space="preserve">b.</w:t>
+        <w:tab/>
+      </w:r>
       <w:r>
         <w:rPr>
           <w:rFonts w:ascii="Times New Roman" w:hAnsi="Times New Roman" w:cs="Times New Roman"/>
@@ -10574,16 +10594,21 @@
     <w:p>
       <w:pPr>
         <w:pStyle w:val="ListParagraph"/>
-        <w:numPr>
-          <w:ilvl w:val="0"/>
-          <w:numId w:val="52"/>
-        </w:numPr>
-        <w:jc w:val="both"/>
-        <w:rPr>
-          <w:rFonts w:ascii="Times New Roman" w:hAnsi="Times New Roman" w:cs="Times New Roman"/>
-          <w:lang w:val="tr-TR"/>
-        </w:rPr>
-      </w:pPr>
+        <w:ind w:left="1080" w:hanging="360"/>
+        <w:jc w:val="both"/>
+        <w:rPr>
+          <w:rFonts w:ascii="Times New Roman" w:hAnsi="Times New Roman" w:cs="Times New Roman"/>
+          <w:lang w:val="tr-TR"/>
+        </w:rPr>
+      </w:pPr>
+      <w:r>
+        <w:rPr>
+          <w:rFonts w:ascii="Times New Roman" w:hAnsi="Times New Roman" w:cs="Times New Roman"/>
+          <w:lang w:val="tr-TR"/>
+        </w:rPr>
+        <w:t xml:space="preserve">c.</w:t>
+        <w:tab/>
+      </w:r>
       <w:r>
         <w:rPr>
           <w:rFonts w:ascii="Times New Roman" w:hAnsi="Times New Roman" w:cs="Times New Roman"/>
@@ -10641,7 +10666,7 @@
           <w:color w:val="FF0000"/>
           <w:lang w:val="tr-TR"/>
         </w:rPr>
-        <w:t xml:space="preserve">Cevap: a) Hücre çalıştıkça tepken Cu</w:t>
+        <w:t xml:space="preserve">Cevap: a. Hücre çalıştıkça tepken Cu</w:t>
       </w:r>
       <w:r>
         <w:rPr>
@@ -10675,7 +10700,7 @@
           <w:color w:val="FF0000"/>
           <w:lang w:val="tr-TR"/>
         </w:rPr>
-        <w:t xml:space="preserve"> iyonları birikir; ileri yöndeki eğilim azalır ve potansiyel düşer.  b) Örneğin bakır yarı hücresine CuSO</w:t>
+        <w:t xml:space="preserve"> iyonları birikir; ileri yöndeki eğilim azalır ve potansiyel düşer.  b. Örneğin bakır yarı hücresine CuSO</w:t>
       </w:r>
       <w:r>
         <w:rPr>
@@ -10692,7 +10717,7 @@
           <w:color w:val="FF0000"/>
           <w:lang w:val="tr-TR"/>
         </w:rPr>
-        <w:t xml:space="preserve"> katısı eklenip çözülmüş (tepken derişimi artırılmış) ya da çinko yarı hücresindeki çözeltinin bir kısmı saf suyla seyreltilmiş (ürün derişimi azaltılmış) olabilir; ileri yöndeki eğilim artar ve potansiyel yükselir.  c) Tepkime dengeye ulaşmıştır; ileri ve geri yöndeki eğilimler eşitlenmiş, dış devreden akım geçmez.</w:t>
+        <w:t xml:space="preserve"> katısı eklenip çözülmüş (tepken derişimi artırılmış) ya da çinko yarı hücresindeki çözeltinin bir kısmı saf suyla seyreltilmiş (ürün derişimi azaltılmış) olabilir; ileri yöndeki eğilim artar ve potansiyel yükselir.  c. Tepkime dengeye ulaşmıştır; ileri ve geri yöndeki eğilimler eşitlenmiş, dış devreden akım geçmez.</w:t>
       </w:r>
     </w:p>
     <w:p>

--- a/sorular/Kim12_tema-1-unite-sonu-sorulari.docx
+++ b/sorular/Kim12_tema-1-unite-sonu-sorulari.docx
@@ -1593,85 +1593,59 @@
         <w:t xml:space="preserve">Anadolu’nun pek çok şehrinde bakır kaplar, yemeklerdeki asitlerle temas ederek bakır iyonlarının yemeğe geçmesini önlemek amacıyla yüzyıllardır kalaylanmaktadır. Kalaycı ustası kabı önce kumla ve asitle temizler, ardından ısıttığı kabın iç yüzeyine eriyen kalayı pamukla sürerek ince ve parlak bir tabaka oluşturur. Ustalar kalaylı kapların yıllar içinde, özellikle ekşi ve tuzlu yemekler pişirildikçe matlaştığını ve kalayın yenilenmesi gerektiğini söyler. Kalaylanmadan uzun süre havada bekleyen bakır kapların yüzeyi ise kararır.</w:t>
       </w:r>
     </w:p>
-    <w:tbl>
-      <w:tblPr>
-        <w:tblW w:w="9000" w:type="dxa"/>
+    <w:p>
+      <w:pPr>
         <w:jc w:val="center"/>
-        <w:tblBorders>
-          <w:top w:val="single" w:sz="8" w:space="0" w:color="7F7F7F"/>
-          <w:left w:val="single" w:sz="8" w:space="0" w:color="7F7F7F"/>
-          <w:bottom w:val="single" w:sz="8" w:space="0" w:color="7F7F7F"/>
-          <w:right w:val="single" w:sz="8" w:space="0" w:color="7F7F7F"/>
-        </w:tblBorders>
-      </w:tblPr>
-      <w:tblGrid>
-        <w:gridCol w:w="9000"/>
-      </w:tblGrid>
-      <w:tr>
-        <w:tc>
-          <w:tcPr>
-            <w:tcW w:w="9000" w:type="dxa"/>
-            <w:shd w:val="clear" w:color="auto" w:fill="EDEDED"/>
-          </w:tcPr>
-          <w:p>
-            <w:pPr>
-              <w:jc w:val="both"/>
-              <w:rPr>
-                <w:rFonts w:ascii="Times New Roman" w:hAnsi="Times New Roman" w:cs="Times New Roman"/>
-                <w:lang w:val="tr-TR"/>
-              </w:rPr>
-            </w:pPr>
-            <w:r>
-              <w:rPr>
-                <w:rFonts w:ascii="Times New Roman" w:hAnsi="Times New Roman" w:cs="Times New Roman"/>
-                <w:lang w:val="tr-TR"/>
-              </w:rPr>
-              <w:t xml:space="preserve">GÖRSEL ALANI (Shutterstock)</w:t>
-            </w:r>
-          </w:p>
-          <w:p>
-            <w:pPr>
-              <w:jc w:val="both"/>
-              <w:rPr>
-                <w:rFonts w:ascii="Times New Roman" w:hAnsi="Times New Roman" w:cs="Times New Roman"/>
-                <w:lang w:val="tr-TR"/>
-              </w:rPr>
-            </w:pPr>
-            <w:r>
-              <w:rPr>
-                <w:rFonts w:ascii="Times New Roman" w:hAnsi="Times New Roman" w:cs="Times New Roman"/>
-                <w:lang w:val="tr-TR"/>
-              </w:rPr>
-              <w:t xml:space="preserve">Tarif: Bir kalaycı ustasının ısıttığı bakır kazanın iç yüzeyini parlak kalayla kaplaması; ocakta kor ve dumanlar (yüzü seçilmeyen usta).</w:t>
-            </w:r>
-          </w:p>
-          <w:p>
-            <w:pPr>
-              <w:jc w:val="both"/>
-              <w:rPr>
-                <w:rFonts w:ascii="Times New Roman" w:hAnsi="Times New Roman" w:cs="Times New Roman"/>
-                <w:lang w:val="tr-TR"/>
-              </w:rPr>
-            </w:pPr>
-            <w:r>
-              <w:rPr>
-                <w:rFonts w:ascii="Times New Roman" w:hAnsi="Times New Roman" w:cs="Times New Roman"/>
-                <w:lang w:val="tr-TR"/>
-              </w:rPr>
-              <w:t xml:space="preserve">Shutter ID: 2434664279 (fotoğraf) — Traditional Turkish tinsmith tinning a copper pot</w:t>
-            </w:r>
-          </w:p>
-        </w:tc>
-      </w:tr>
-    </w:tbl>
-    <w:p>
-      <w:pPr>
-        <w:jc w:val="both"/>
-        <w:rPr>
-          <w:rFonts w:ascii="Times New Roman" w:hAnsi="Times New Roman" w:cs="Times New Roman"/>
-          <w:lang w:val="tr-TR"/>
-        </w:rPr>
-      </w:pPr>
+      </w:pPr>
+      <w:r>
+        <w:drawing>
+          <wp:inline xmlns:a="http://schemas.openxmlformats.org/drawingml/2006/main" xmlns:pic="http://schemas.openxmlformats.org/drawingml/2006/picture">
+            <wp:extent cx="3436363" cy="2520000"/>
+            <wp:docPr id="900006" name="Picture 900006"/>
+            <wp:cNvGraphicFramePr>
+              <a:graphicFrameLocks noChangeAspect="1"/>
+            </wp:cNvGraphicFramePr>
+            <a:graphic>
+              <a:graphicData uri="http://schemas.openxmlformats.org/drawingml/2006/picture">
+                <pic:pic>
+                  <pic:nvPicPr>
+                    <pic:cNvPr id="0" name="2434664279_d.jpg"/>
+                    <pic:cNvPicPr/>
+                  </pic:nvPicPr>
+                  <pic:blipFill>
+                    <a:blip r:embed="rId11"/>
+                    <a:stretch>
+                      <a:fillRect/>
+                    </a:stretch>
+                  </pic:blipFill>
+                  <pic:spPr>
+                    <a:xfrm>
+                      <a:off x="0" y="0"/>
+                      <a:ext cx="3436363" cy="2520000"/>
+                    </a:xfrm>
+                    <a:prstGeom prst="rect"/>
+                  </pic:spPr>
+                </pic:pic>
+              </a:graphicData>
+            </a:graphic>
+          </wp:inline>
+        </w:drawing>
+      </w:r>
+    </w:p>
+    <w:p>
+      <w:pPr>
+        <w:jc w:val="center"/>
+      </w:pPr>
+      <w:r>
+        <w:rPr>
+          <w:rFonts w:ascii="Times New Roman" w:hAnsi="Times New Roman" w:cs="Times New Roman"/>
+          <w:b/>
+          <w:bCs/>
+          <w:highlight w:val="yellow"/>
+          <w:lang w:val="tr-TR"/>
+        </w:rPr>
+        <w:t xml:space="preserve">Shutter id: 2434664279</w:t>
+      </w:r>
     </w:p>
     <w:p>
       <w:pPr>
@@ -2840,85 +2814,59 @@
         <w:t xml:space="preserve">Tablodaki veriler öğretim amaçlı olarak düzenlenmiştir.</w:t>
       </w:r>
     </w:p>
-    <w:tbl>
-      <w:tblPr>
-        <w:tblW w:w="9000" w:type="dxa"/>
+    <w:p>
+      <w:pPr>
         <w:jc w:val="center"/>
-        <w:tblBorders>
-          <w:top w:val="single" w:sz="8" w:space="0" w:color="7F7F7F"/>
-          <w:left w:val="single" w:sz="8" w:space="0" w:color="7F7F7F"/>
-          <w:bottom w:val="single" w:sz="8" w:space="0" w:color="7F7F7F"/>
-          <w:right w:val="single" w:sz="8" w:space="0" w:color="7F7F7F"/>
-        </w:tblBorders>
-      </w:tblPr>
-      <w:tblGrid>
-        <w:gridCol w:w="9000"/>
-      </w:tblGrid>
-      <w:tr>
-        <w:tc>
-          <w:tcPr>
-            <w:tcW w:w="9000" w:type="dxa"/>
-            <w:shd w:val="clear" w:color="auto" w:fill="EDEDED"/>
-          </w:tcPr>
-          <w:p>
-            <w:pPr>
-              <w:jc w:val="both"/>
-              <w:rPr>
-                <w:rFonts w:ascii="Times New Roman" w:hAnsi="Times New Roman" w:cs="Times New Roman"/>
-                <w:lang w:val="tr-TR"/>
-              </w:rPr>
-            </w:pPr>
-            <w:r>
-              <w:rPr>
-                <w:rFonts w:ascii="Times New Roman" w:hAnsi="Times New Roman" w:cs="Times New Roman"/>
-                <w:lang w:val="tr-TR"/>
-              </w:rPr>
-              <w:t xml:space="preserve">GÖRSEL ALANI (Shutterstock)</w:t>
-            </w:r>
-          </w:p>
-          <w:p>
-            <w:pPr>
-              <w:jc w:val="both"/>
-              <w:rPr>
-                <w:rFonts w:ascii="Times New Roman" w:hAnsi="Times New Roman" w:cs="Times New Roman"/>
-                <w:lang w:val="tr-TR"/>
-              </w:rPr>
-            </w:pPr>
-            <w:r>
-              <w:rPr>
-                <w:rFonts w:ascii="Times New Roman" w:hAnsi="Times New Roman" w:cs="Times New Roman"/>
-                <w:lang w:val="tr-TR"/>
-              </w:rPr>
-              <w:t xml:space="preserve">Tarif: Kesilmiş iki patatese batırılmış çinko ve bakır şeritlerin kablolarla seri bağlanarak küçük bir LED’i yaktığı düzenek.</w:t>
-            </w:r>
-          </w:p>
-          <w:p>
-            <w:pPr>
-              <w:jc w:val="both"/>
-              <w:rPr>
-                <w:rFonts w:ascii="Times New Roman" w:hAnsi="Times New Roman" w:cs="Times New Roman"/>
-                <w:lang w:val="tr-TR"/>
-              </w:rPr>
-            </w:pPr>
-            <w:r>
-              <w:rPr>
-                <w:rFonts w:ascii="Times New Roman" w:hAnsi="Times New Roman" w:cs="Times New Roman"/>
-                <w:lang w:val="tr-TR"/>
-              </w:rPr>
-              <w:t xml:space="preserve">Shutter ID: 2252541981 (fotoğraf) — Potato battery on white background</w:t>
-            </w:r>
-          </w:p>
-        </w:tc>
-      </w:tr>
-    </w:tbl>
-    <w:p>
-      <w:pPr>
-        <w:jc w:val="both"/>
-        <w:rPr>
-          <w:rFonts w:ascii="Times New Roman" w:hAnsi="Times New Roman" w:cs="Times New Roman"/>
-          <w:lang w:val="tr-TR"/>
-        </w:rPr>
-      </w:pPr>
+      </w:pPr>
+      <w:r>
+        <w:drawing>
+          <wp:inline xmlns:a="http://schemas.openxmlformats.org/drawingml/2006/main" xmlns:pic="http://schemas.openxmlformats.org/drawingml/2006/picture">
+            <wp:extent cx="3430127" cy="2520000"/>
+            <wp:docPr id="900007" name="Picture 900007"/>
+            <wp:cNvGraphicFramePr>
+              <a:graphicFrameLocks noChangeAspect="1"/>
+            </wp:cNvGraphicFramePr>
+            <a:graphic>
+              <a:graphicData uri="http://schemas.openxmlformats.org/drawingml/2006/picture">
+                <pic:pic>
+                  <pic:nvPicPr>
+                    <pic:cNvPr id="0" name="2252541981_d.jpg"/>
+                    <pic:cNvPicPr/>
+                  </pic:nvPicPr>
+                  <pic:blipFill>
+                    <a:blip r:embed="rId12"/>
+                    <a:stretch>
+                      <a:fillRect/>
+                    </a:stretch>
+                  </pic:blipFill>
+                  <pic:spPr>
+                    <a:xfrm>
+                      <a:off x="0" y="0"/>
+                      <a:ext cx="3430127" cy="2520000"/>
+                    </a:xfrm>
+                    <a:prstGeom prst="rect"/>
+                  </pic:spPr>
+                </pic:pic>
+              </a:graphicData>
+            </a:graphic>
+          </wp:inline>
+        </w:drawing>
+      </w:r>
+    </w:p>
+    <w:p>
+      <w:pPr>
+        <w:jc w:val="center"/>
+      </w:pPr>
+      <w:r>
+        <w:rPr>
+          <w:rFonts w:ascii="Times New Roman" w:hAnsi="Times New Roman" w:cs="Times New Roman"/>
+          <w:b/>
+          <w:bCs/>
+          <w:highlight w:val="yellow"/>
+          <w:lang w:val="tr-TR"/>
+        </w:rPr>
+        <w:t xml:space="preserve">Shutter id: 2252541981</w:t>
+      </w:r>
     </w:p>
     <w:p>
       <w:pPr>
@@ -4293,85 +4241,59 @@
         <w:t xml:space="preserve">Gerçek pillerde lityum ve sodyum metalleri sulu çözeltilerle doğrudan temas ettirilmez; bu hücreler yalnızca karşılaştırma amacıyla düşünülmüştür.</w:t>
       </w:r>
     </w:p>
-    <w:tbl>
-      <w:tblPr>
-        <w:tblW w:w="9000" w:type="dxa"/>
+    <w:p>
+      <w:pPr>
         <w:jc w:val="center"/>
-        <w:tblBorders>
-          <w:top w:val="single" w:sz="8" w:space="0" w:color="7F7F7F"/>
-          <w:left w:val="single" w:sz="8" w:space="0" w:color="7F7F7F"/>
-          <w:bottom w:val="single" w:sz="8" w:space="0" w:color="7F7F7F"/>
-          <w:right w:val="single" w:sz="8" w:space="0" w:color="7F7F7F"/>
-        </w:tblBorders>
-      </w:tblPr>
-      <w:tblGrid>
-        <w:gridCol w:w="9000"/>
-      </w:tblGrid>
-      <w:tr>
-        <w:tc>
-          <w:tcPr>
-            <w:tcW w:w="9000" w:type="dxa"/>
-            <w:shd w:val="clear" w:color="auto" w:fill="EDEDED"/>
-          </w:tcPr>
-          <w:p>
-            <w:pPr>
-              <w:jc w:val="both"/>
-              <w:rPr>
-                <w:rFonts w:ascii="Times New Roman" w:hAnsi="Times New Roman" w:cs="Times New Roman"/>
-                <w:lang w:val="tr-TR"/>
-              </w:rPr>
-            </w:pPr>
-            <w:r>
-              <w:rPr>
-                <w:rFonts w:ascii="Times New Roman" w:hAnsi="Times New Roman" w:cs="Times New Roman"/>
-                <w:lang w:val="tr-TR"/>
-              </w:rPr>
-              <w:t xml:space="preserve">GÖRSEL ALANI (Shutterstock)</w:t>
-            </w:r>
-          </w:p>
-          <w:p>
-            <w:pPr>
-              <w:jc w:val="both"/>
-              <w:rPr>
-                <w:rFonts w:ascii="Times New Roman" w:hAnsi="Times New Roman" w:cs="Times New Roman"/>
-                <w:lang w:val="tr-TR"/>
-              </w:rPr>
-            </w:pPr>
-            <w:r>
-              <w:rPr>
-                <w:rFonts w:ascii="Times New Roman" w:hAnsi="Times New Roman" w:cs="Times New Roman"/>
-                <w:lang w:val="tr-TR"/>
-              </w:rPr>
-              <w:t xml:space="preserve">Tarif: Güneş panellerinin yanında sıralanmış konteyner tipi batarya depolama üniteleri.</w:t>
-            </w:r>
-          </w:p>
-          <w:p>
-            <w:pPr>
-              <w:jc w:val="both"/>
-              <w:rPr>
-                <w:rFonts w:ascii="Times New Roman" w:hAnsi="Times New Roman" w:cs="Times New Roman"/>
-                <w:lang w:val="tr-TR"/>
-              </w:rPr>
-            </w:pPr>
-            <w:r>
-              <w:rPr>
-                <w:rFonts w:ascii="Times New Roman" w:hAnsi="Times New Roman" w:cs="Times New Roman"/>
-                <w:lang w:val="tr-TR"/>
-              </w:rPr>
-              <w:t xml:space="preserve">Shutter ID: 2842698039 (fotoğraf) — Utility-scale battery energy storage system</w:t>
-            </w:r>
-          </w:p>
-        </w:tc>
-      </w:tr>
-    </w:tbl>
-    <w:p>
-      <w:pPr>
-        <w:jc w:val="both"/>
-        <w:rPr>
-          <w:rFonts w:ascii="Times New Roman" w:hAnsi="Times New Roman" w:cs="Times New Roman"/>
-          <w:lang w:val="tr-TR"/>
-        </w:rPr>
-      </w:pPr>
+      </w:pPr>
+      <w:r>
+        <w:drawing>
+          <wp:inline xmlns:a="http://schemas.openxmlformats.org/drawingml/2006/main" xmlns:pic="http://schemas.openxmlformats.org/drawingml/2006/picture">
+            <wp:extent cx="3995771" cy="2520000"/>
+            <wp:docPr id="900008" name="Picture 900008"/>
+            <wp:cNvGraphicFramePr>
+              <a:graphicFrameLocks noChangeAspect="1"/>
+            </wp:cNvGraphicFramePr>
+            <a:graphic>
+              <a:graphicData uri="http://schemas.openxmlformats.org/drawingml/2006/picture">
+                <pic:pic>
+                  <pic:nvPicPr>
+                    <pic:cNvPr id="0" name="2842698039_d.jpg"/>
+                    <pic:cNvPicPr/>
+                  </pic:nvPicPr>
+                  <pic:blipFill>
+                    <a:blip r:embed="rId13"/>
+                    <a:stretch>
+                      <a:fillRect/>
+                    </a:stretch>
+                  </pic:blipFill>
+                  <pic:spPr>
+                    <a:xfrm>
+                      <a:off x="0" y="0"/>
+                      <a:ext cx="3995771" cy="2520000"/>
+                    </a:xfrm>
+                    <a:prstGeom prst="rect"/>
+                  </pic:spPr>
+                </pic:pic>
+              </a:graphicData>
+            </a:graphic>
+          </wp:inline>
+        </w:drawing>
+      </w:r>
+    </w:p>
+    <w:p>
+      <w:pPr>
+        <w:jc w:val="center"/>
+      </w:pPr>
+      <w:r>
+        <w:rPr>
+          <w:rFonts w:ascii="Times New Roman" w:hAnsi="Times New Roman" w:cs="Times New Roman"/>
+          <w:b/>
+          <w:bCs/>
+          <w:highlight w:val="yellow"/>
+          <w:lang w:val="tr-TR"/>
+        </w:rPr>
+        <w:t xml:space="preserve">Shutter id: 2842698039</w:t>
+      </w:r>
     </w:p>
     <w:p>
       <w:pPr>
@@ -7940,85 +7862,59 @@
         <w:t xml:space="preserve">S) oluşumu nedeniyle zamanla kararır. Kararan takıları temizlemenin bir yolu, takıyı tabanına alüminyum folyo serilmiş bir kaptaki sıcak, kabartma tozlu suya folyoya değecek şekilde koymaktır. Bir süre sonra takının yeniden parladığı, folyonun ise takının değdiği yerlerde aşındığı gözlenir.</w:t>
       </w:r>
     </w:p>
-    <w:tbl>
-      <w:tblPr>
-        <w:tblW w:w="9000" w:type="dxa"/>
+    <w:p>
+      <w:pPr>
         <w:jc w:val="center"/>
-        <w:tblBorders>
-          <w:top w:val="single" w:sz="8" w:space="0" w:color="7F7F7F"/>
-          <w:left w:val="single" w:sz="8" w:space="0" w:color="7F7F7F"/>
-          <w:bottom w:val="single" w:sz="8" w:space="0" w:color="7F7F7F"/>
-          <w:right w:val="single" w:sz="8" w:space="0" w:color="7F7F7F"/>
-        </w:tblBorders>
-      </w:tblPr>
-      <w:tblGrid>
-        <w:gridCol w:w="9000"/>
-      </w:tblGrid>
-      <w:tr>
-        <w:tc>
-          <w:tcPr>
-            <w:tcW w:w="9000" w:type="dxa"/>
-            <w:shd w:val="clear" w:color="auto" w:fill="EDEDED"/>
-          </w:tcPr>
-          <w:p>
-            <w:pPr>
-              <w:jc w:val="both"/>
-              <w:rPr>
-                <w:rFonts w:ascii="Times New Roman" w:hAnsi="Times New Roman" w:cs="Times New Roman"/>
-                <w:lang w:val="tr-TR"/>
-              </w:rPr>
-            </w:pPr>
-            <w:r>
-              <w:rPr>
-                <w:rFonts w:ascii="Times New Roman" w:hAnsi="Times New Roman" w:cs="Times New Roman"/>
-                <w:lang w:val="tr-TR"/>
-              </w:rPr>
-              <w:t xml:space="preserve">GÖRSEL ALANI (Shutterstock)</w:t>
-            </w:r>
-          </w:p>
-          <w:p>
-            <w:pPr>
-              <w:jc w:val="both"/>
-              <w:rPr>
-                <w:rFonts w:ascii="Times New Roman" w:hAnsi="Times New Roman" w:cs="Times New Roman"/>
-                <w:lang w:val="tr-TR"/>
-              </w:rPr>
-            </w:pPr>
-            <w:r>
-              <w:rPr>
-                <w:rFonts w:ascii="Times New Roman" w:hAnsi="Times New Roman" w:cs="Times New Roman"/>
-                <w:lang w:val="tr-TR"/>
-              </w:rPr>
-              <w:t xml:space="preserve">Tarif: Yarısı kararmış, yarısı parlatılmış gümüş bir bilezik ya da kaşık; yanında alüminyum folyo serilmiş cam kap.</w:t>
-            </w:r>
-          </w:p>
-          <w:p>
-            <w:pPr>
-              <w:jc w:val="both"/>
-              <w:rPr>
-                <w:rFonts w:ascii="Times New Roman" w:hAnsi="Times New Roman" w:cs="Times New Roman"/>
-                <w:lang w:val="tr-TR"/>
-              </w:rPr>
-            </w:pPr>
-            <w:r>
-              <w:rPr>
-                <w:rFonts w:ascii="Times New Roman" w:hAnsi="Times New Roman" w:cs="Times New Roman"/>
-                <w:lang w:val="tr-TR"/>
-              </w:rPr>
-              <w:t xml:space="preserve">Shutter ID: 1760766737 (fotoğraf) — Cleaning tarnished silver with aluminium foil and baking soda</w:t>
-            </w:r>
-          </w:p>
-        </w:tc>
-      </w:tr>
-    </w:tbl>
-    <w:p>
-      <w:pPr>
-        <w:jc w:val="both"/>
-        <w:rPr>
-          <w:rFonts w:ascii="Times New Roman" w:hAnsi="Times New Roman" w:cs="Times New Roman"/>
-          <w:lang w:val="tr-TR"/>
-        </w:rPr>
-      </w:pPr>
+      </w:pPr>
+      <w:r>
+        <w:drawing>
+          <wp:inline xmlns:a="http://schemas.openxmlformats.org/drawingml/2006/main" xmlns:pic="http://schemas.openxmlformats.org/drawingml/2006/picture">
+            <wp:extent cx="3085714" cy="2520000"/>
+            <wp:docPr id="900009" name="Picture 900009"/>
+            <wp:cNvGraphicFramePr>
+              <a:graphicFrameLocks noChangeAspect="1"/>
+            </wp:cNvGraphicFramePr>
+            <a:graphic>
+              <a:graphicData uri="http://schemas.openxmlformats.org/drawingml/2006/picture">
+                <pic:pic>
+                  <pic:nvPicPr>
+                    <pic:cNvPr id="0" name="1760766737_d.jpg"/>
+                    <pic:cNvPicPr/>
+                  </pic:nvPicPr>
+                  <pic:blipFill>
+                    <a:blip r:embed="rId14"/>
+                    <a:stretch>
+                      <a:fillRect/>
+                    </a:stretch>
+                  </pic:blipFill>
+                  <pic:spPr>
+                    <a:xfrm>
+                      <a:off x="0" y="0"/>
+                      <a:ext cx="3085714" cy="2520000"/>
+                    </a:xfrm>
+                    <a:prstGeom prst="rect"/>
+                  </pic:spPr>
+                </pic:pic>
+              </a:graphicData>
+            </a:graphic>
+          </wp:inline>
+        </w:drawing>
+      </w:r>
+    </w:p>
+    <w:p>
+      <w:pPr>
+        <w:jc w:val="center"/>
+      </w:pPr>
+      <w:r>
+        <w:rPr>
+          <w:rFonts w:ascii="Times New Roman" w:hAnsi="Times New Roman" w:cs="Times New Roman"/>
+          <w:b/>
+          <w:bCs/>
+          <w:highlight w:val="yellow"/>
+          <w:lang w:val="tr-TR"/>
+        </w:rPr>
+        <w:t xml:space="preserve">Shutter id: 1760766737</w:t>
+      </w:r>
     </w:p>
     <w:p>
       <w:pPr>

--- a/sorular/Kim12_tema-1-unite-sonu-sorulari.docx
+++ b/sorular/Kim12_tema-1-unite-sonu-sorulari.docx
@@ -2786,33 +2786,6 @@
           <w:lang w:val="tr-TR"/>
         </w:rPr>
       </w:pPr>
-    </w:p>
-    <w:p>
-      <w:pPr>
-        <w:jc w:val="both"/>
-        <w:rPr>
-          <w:rFonts w:ascii="Times New Roman" w:hAnsi="Times New Roman" w:cs="Times New Roman"/>
-          <w:lang w:val="tr-TR"/>
-        </w:rPr>
-      </w:pPr>
-      <w:r>
-        <w:rPr>
-          <w:rFonts w:ascii="Times New Roman" w:hAnsi="Times New Roman" w:cs="Times New Roman"/>
-          <w:b/>
-          <w:bCs/>
-          <w:highlight w:val="yellow"/>
-          <w:lang w:val="tr-TR"/>
-        </w:rPr>
-        <w:t xml:space="preserve">NOT: </w:t>
-      </w:r>
-      <w:r>
-        <w:rPr>
-          <w:rFonts w:ascii="Times New Roman" w:hAnsi="Times New Roman" w:cs="Times New Roman"/>
-          <w:highlight w:val="yellow"/>
-          <w:lang w:val="tr-TR"/>
-        </w:rPr>
-        <w:t xml:space="preserve">Tablodaki veriler öğretim amaçlı olarak düzenlenmiştir.</w:t>
-      </w:r>
     </w:p>
     <w:p>
       <w:pPr>
@@ -3623,33 +3596,6 @@
       <w:r>
         <w:rPr>
           <w:rFonts w:ascii="Times New Roman" w:hAnsi="Times New Roman" w:cs="Times New Roman"/>
-          <w:b/>
-          <w:bCs/>
-          <w:highlight w:val="yellow"/>
-          <w:lang w:val="tr-TR"/>
-        </w:rPr>
-        <w:t xml:space="preserve">NOT: </w:t>
-      </w:r>
-      <w:r>
-        <w:rPr>
-          <w:rFonts w:ascii="Times New Roman" w:hAnsi="Times New Roman" w:cs="Times New Roman"/>
-          <w:highlight w:val="yellow"/>
-          <w:lang w:val="tr-TR"/>
-        </w:rPr>
-        <w:t xml:space="preserve">Grafikteki veriler öğretim amaçlı olarak düzenlenmiştir.</w:t>
-      </w:r>
-    </w:p>
-    <w:p>
-      <w:pPr>
-        <w:jc w:val="both"/>
-        <w:rPr>
-          <w:rFonts w:ascii="Times New Roman" w:hAnsi="Times New Roman" w:cs="Times New Roman"/>
-          <w:lang w:val="tr-TR"/>
-        </w:rPr>
-      </w:pPr>
-      <w:r>
-        <w:rPr>
-          <w:rFonts w:ascii="Times New Roman" w:hAnsi="Times New Roman" w:cs="Times New Roman"/>
           <w:lang w:val="tr-TR"/>
         </w:rPr>
         <w:t xml:space="preserve">10. I. seri için bağımlı, bağımsız ve kontrol değişkenlerini yazınız.</w:t>
@@ -5400,33 +5346,6 @@
       <w:r>
         <w:rPr>
           <w:rFonts w:ascii="Times New Roman" w:hAnsi="Times New Roman" w:cs="Times New Roman"/>
-          <w:b/>
-          <w:bCs/>
-          <w:highlight w:val="yellow"/>
-          <w:lang w:val="tr-TR"/>
-        </w:rPr>
-        <w:t xml:space="preserve">NOT: </w:t>
-      </w:r>
-      <w:r>
-        <w:rPr>
-          <w:rFonts w:ascii="Times New Roman" w:hAnsi="Times New Roman" w:cs="Times New Roman"/>
-          <w:highlight w:val="yellow"/>
-          <w:lang w:val="tr-TR"/>
-        </w:rPr>
-        <w:t xml:space="preserve">Tablodaki veriler öğretim amaçlı olarak düzenlenmiştir.</w:t>
-      </w:r>
-    </w:p>
-    <w:p>
-      <w:pPr>
-        <w:jc w:val="both"/>
-        <w:rPr>
-          <w:rFonts w:ascii="Times New Roman" w:hAnsi="Times New Roman" w:cs="Times New Roman"/>
-          <w:lang w:val="tr-TR"/>
-        </w:rPr>
-      </w:pPr>
-      <w:r>
-        <w:rPr>
-          <w:rFonts w:ascii="Times New Roman" w:hAnsi="Times New Roman" w:cs="Times New Roman"/>
           <w:lang w:val="tr-TR"/>
         </w:rPr>
         <w:t xml:space="preserve">18. Ergimiş LiCl’nin elektrolizinde katot ve anotta gerçekleşen yarı tepkimeleri ve net tepkimeyi yazınız. Elektroliz için uygulanması gereken kuramsal en küçük gerilimi hesaplayınız.</w:t>
@@ -6651,33 +6570,6 @@
           <w:lang w:val="tr-TR"/>
         </w:rPr>
       </w:pPr>
-    </w:p>
-    <w:p>
-      <w:pPr>
-        <w:jc w:val="both"/>
-        <w:rPr>
-          <w:rFonts w:ascii="Times New Roman" w:hAnsi="Times New Roman" w:cs="Times New Roman"/>
-          <w:lang w:val="tr-TR"/>
-        </w:rPr>
-      </w:pPr>
-      <w:r>
-        <w:rPr>
-          <w:rFonts w:ascii="Times New Roman" w:hAnsi="Times New Roman" w:cs="Times New Roman"/>
-          <w:b/>
-          <w:bCs/>
-          <w:highlight w:val="yellow"/>
-          <w:lang w:val="tr-TR"/>
-        </w:rPr>
-        <w:t xml:space="preserve">NOT: </w:t>
-      </w:r>
-      <w:r>
-        <w:rPr>
-          <w:rFonts w:ascii="Times New Roman" w:hAnsi="Times New Roman" w:cs="Times New Roman"/>
-          <w:highlight w:val="yellow"/>
-          <w:lang w:val="tr-TR"/>
-        </w:rPr>
-        <w:t xml:space="preserve">Tablodaki veriler öğretim amaçlı olarak düzenlenmiştir.</w:t>
-      </w:r>
     </w:p>
     <w:p>
       <w:pPr>
@@ -7359,33 +7251,6 @@
           <w:lang w:val="tr-TR"/>
         </w:rPr>
         <w:t xml:space="preserve"> Farklı ortamlarda bekletilen çelik levhaların bir yıllık kütle kaybı</w:t>
-      </w:r>
-    </w:p>
-    <w:p>
-      <w:pPr>
-        <w:jc w:val="both"/>
-        <w:rPr>
-          <w:rFonts w:ascii="Times New Roman" w:hAnsi="Times New Roman" w:cs="Times New Roman"/>
-          <w:lang w:val="tr-TR"/>
-        </w:rPr>
-      </w:pPr>
-      <w:r>
-        <w:rPr>
-          <w:rFonts w:ascii="Times New Roman" w:hAnsi="Times New Roman" w:cs="Times New Roman"/>
-          <w:b/>
-          <w:bCs/>
-          <w:highlight w:val="yellow"/>
-          <w:lang w:val="tr-TR"/>
-        </w:rPr>
-        <w:t xml:space="preserve">NOT: </w:t>
-      </w:r>
-      <w:r>
-        <w:rPr>
-          <w:rFonts w:ascii="Times New Roman" w:hAnsi="Times New Roman" w:cs="Times New Roman"/>
-          <w:highlight w:val="yellow"/>
-          <w:lang w:val="tr-TR"/>
-        </w:rPr>
-        <w:t xml:space="preserve">Grafikteki veriler öğretim amaçlı olarak düzenlenmiştir.</w:t>
       </w:r>
     </w:p>
     <w:p>
